--- a/distribution/使用教程.docx
+++ b/distribution/使用教程.docx
@@ -50,7 +50,7 @@
     </w:p>
     <w:p>
       <w:r>
-        <w:t>将下载的压缩包完整解压到独立文件夹，随后运行 Install-Manager.cmd，按照安装向导选择游戏目录，并根据提示安装缺失的必要文件。</w:t>
+        <w:t>将下载的压缩包完整解压到独立文件夹，随后运行 Setup.cmd，按照安装向导选择游戏目录，并根据提示安装缺失的必要文件。</w:t>
       </w:r>
     </w:p>
     <w:p>
@@ -156,7 +156,7 @@
                 <w:color w:val="1B3C5A"/>
                 <w:sz w:val="16"/>
               </w:rPr>
-              <w:t>cmd /d /c "set EOS_USE_ANTICHEATCLIENTNULL=1&amp;&amp; %command% -anticheat_settings=AC8Kamome_Offline.json"</w:t>
+              <w:t>cmd /d /c "set EOS_USE_ANTICHEATCLIENTNULL=1&amp;&amp; %command% -anticheat_settings=AC8SkinManager_Offline.json"</w:t>
             </w:r>
           </w:p>
         </w:tc>
